--- a/document_templates/russian_library/Исковые_заявления/Процессуальные_документы/шаблон_Исковое_заявление_в_городской_суд_С_представилем_.docx
+++ b/document_templates/russian_library/Исковые_заявления/Процессуальные_документы/шаблон_Исковое_заявление_в_городской_суд_С_представилем_.docx
@@ -51,15 +51,14 @@
           <w:lang w:val="en-US"/>
         </w:rPr>
       </w:pPr>
-      <w:proofErr w:type="gramStart"/>
-      <w:r>
-        <w:rPr>
-          <w:rFonts w:ascii="Times New Roman" w:hAnsi="Times New Roman" w:cs="Times New Roman"/>
-          <w:sz w:val="24"/>
-          <w:szCs w:val="24"/>
-          <w:lang w:val="en-US"/>
-        </w:rPr>
-        <w:t>{{ court_w_t_w_r_w_prooferr_w_type_gramend_w_r_w_rpr_w_rfonts_w_ascii_times_new_roman_w_hansi_times_new_roman_w_cs_times_new_roman_w_sz_w_val_24_w_szcs_w_val_24_w_lang_w_val_en_us_w_rpr_w_t_xml_space_preserve_address }}</w:t>
+      <w:r>
+        <w:rPr>
+          <w:rFonts w:ascii="Times New Roman" w:hAnsi="Times New Roman" w:cs="Times New Roman"/>
+          <w:sz w:val="24"/>
+          <w:szCs w:val="24"/>
+          <w:lang w:val="en-US"/>
+        </w:rPr>
+        <w:t>{{ court_address }}</w:t>
       </w:r>
     </w:p>
     <w:p>
@@ -124,7 +123,7 @@
           <w:sz w:val="24"/>
           <w:szCs w:val="24"/>
         </w:rPr>
-        <w:t xml:space="preserve">{{ w_t_w_r_w_r_w_rpr_w_rfonts_w_ascii_times_new_roman_w_hansi_times_new_roman_w_cs_times_new_roman_w_sz_w_val_24_w_szcs_w_val_24_w_lang_w_val_en_us_w_rpr_w_t_plaintiff_w_t_w_r_w_r_w_rsidrpr_00086089_w_rpr_w_rfonts_w_ascii_times_new_roman_w_hansi_times_new_roman_w_cs_times_new_roman_w_sz_w_val_24_w_szcs_w_val_24_w_rpr_w_t_xml_space_preserve_w_t_w_r_w_r_w_rpr_w_rfonts_w_ascii_times_new_roman_w_hansi_times_new_roman_w_cs_times_new_roman_w_sz_w_val_24_w_szcs_w_val_24_w_lang_w_val_en_us_w_rpr_w_t_passport_w_t_w_r_w_r_w_rsidrpr_00086089_w_rpr_w_rfonts_w_ascii_times_new_roman_w_hansi_times_new_roman_w_cs_times_new_roman_w_sz_w_val_24_w_szcs_w_val_24_w_rpr_w_t_xml_space_preserve }}</w:t>
+        <w:t xml:space="preserve">{{ plaintiff_passport }}</w:t>
       </w:r>
     </w:p>
     <w:p>
@@ -175,7 +174,7 @@
           <w:sz w:val="24"/>
           <w:szCs w:val="24"/>
         </w:rPr>
-        <w:t xml:space="preserve">{{ w_t_w_r_w_r_w_rsidr_00086089_w_rpr_w_rfonts_w_ascii_times_new_roman_w_hansi_times_new_roman_w_cs_times_new_roman_w_sz_w_val_24_w_szcs_w_val_24_w_lang_w_val_en_us_w_rpr_w_t_plaintiff_w_t_w_r_w_r_w_rsidr_00086089_w_rsidrpr_00086089_w_rpr_w_rfonts_w_ascii_times_new_roman_w_hansi_times_new_roman_w_cs_times_new_roman_w_sz_w_val_24_w_szcs_w_val_24_w_rpr_w_t_xml_space_preserve_w_t_w_r_w_r_w_rsidr_00086089_w_rpr_w_rfonts_w_ascii_times_new_roman_w_hansi_times_new_roman_w_cs_times_new_roman_w_sz_w_val_24_w_szcs_w_val_24_w_lang_w_val_en_us_w_rpr_w_t_representative_w_t_w_r_w_r_w_rsidr_00086089_w_rsidrpr_00086089_w_rpr_w_rfonts_w_ascii_times_new_roman_w_hansi_times_new_roman_w_cs_times_new_roman_w_sz_w_val_24_w_szcs_w_val_24_w_rpr_w_t_xml_space_preserve }}</w:t>
+        <w:t xml:space="preserve">{{ plaintiff_representative }}</w:t>
       </w:r>
     </w:p>
     <w:p>
@@ -202,7 +201,7 @@
           <w:sz w:val="24"/>
           <w:szCs w:val="24"/>
         </w:rPr>
-        <w:t xml:space="preserve">{{ w_t_w_r_w_r_w_rsidr_00086089_w_rpr_w_rfonts_w_ascii_times_new_roman_w_hansi_times_new_roman_w_cs_times_new_roman_w_sz_w_val_24_w_szcs_w_val_24_w_lang_w_val_en_us_w_rpr_w_t_defendant_w_t_w_r_w_r_w_rsidr_00086089_w_rsidrpr_00086089_w_rpr_w_rfonts_w_ascii_times_new_roman_w_hansi_times_new_roman_w_cs_times_new_roman_w_sz_w_val_24_w_szcs_w_val_24_w_rpr_w_t_xml_space_preserve }}</w:t>
+        <w:t xml:space="preserve">{{ defendant }}</w:t>
       </w:r>
     </w:p>
     <w:p>
@@ -257,7 +256,7 @@
           <w:szCs w:val="24"/>
           <w:lang w:val="en-US"/>
         </w:rPr>
-        <w:t xml:space="preserve">{{ w_t_w_r_w_r_w_rsidr_00086089_w_rpr_w_rfonts_w_ascii_times_new_roman_w_hansi_times_new_roman_w_cs_times_new_roman_w_sz_w_val_24_w_szcs_w_val_24_w_lang_w_val_en_us_w_rpr_w_t_defendant_w_t_w_r_w_r_w_rsidr_00086089_w_rsidrpr_00086089_w_rpr_w_rfonts_w_ascii_times_new_roman_w_hansi_times_new_roman_w_cs_times_new_roman_w_sz_w_val_24_w_szcs_w_val_24_w_lang_w_val_en_us_w_rpr_w_t_xml_space_preserve_w_t_w_r_w_r_w_rsidr_00086089_w_rpr_w_rfonts_w_ascii_times_new_roman_w_hansi_times_new_roman_w_cs_times_new_roman_w_sz_w_val_24_w_szcs_w_val_24_w_lang_w_val_en_us_w_rpr_w_t_registration_address }}</w:t>
+        <w:t xml:space="preserve">{{ defendant }}</w:t>
       </w:r>
     </w:p>
     <w:p>
@@ -338,7 +337,7 @@
           <w:sz w:val="24"/>
           <w:szCs w:val="24"/>
         </w:rPr>
-        <w:t xml:space="preserve">{{ w_t_w_r_w_r_w_rsidr_00086089_w_rpr_w_rfonts_w_ascii_times_new_roman_w_hansi_times_new_roman_w_cs_times_new_roman_w_sz_w_val_24_w_szcs_w_val_24_w_lang_w_val_en_us_w_rpr_w_t_marriage_w_t_w_r_w_r_w_rsidr_00086089_w_rsidrpr_00086089_w_rpr_w_rfonts_w_ascii_times_new_roman_w_hansi_times_new_roman_w_cs_times_new_roman_w_sz_w_val_24_w_szcs_w_val_24_w_rpr_w_t_xml_space_preserve_w_t_w_r_w_r_w_rsidr_00086089_w_rpr_w_rfonts_w_ascii_times_new_roman_w_hansi_times_new_roman_w_cs_times_new_roman_w_sz_w_val_24_w_szcs_w_val_24_w_lang_w_val_en_us_w_rpr_w_t_date_w_t_w_r_w_r_w_rsidr_00086089_w_rsidrpr_00086089_w_rpr_w_rfonts_w_ascii_times_new_roman_w_hansi_times_new_roman_w_cs_times_new_roman_w_sz_w_val_24_w_szcs_w_val_24_w_rpr_w_t_xml_space_preserve }} </w:t>
+        <w:t xml:space="preserve">{{ marriage_date }} </w:t>
       </w:r>
       <w:r>
         <w:rPr>
@@ -354,7 +353,7 @@
           <w:sz w:val="24"/>
           <w:szCs w:val="24"/>
         </w:rPr>
-        <w:t xml:space="preserve"> {{ w_t_w_r_w_r_w_rsidr_00086089_w_rpr_w_rfonts_w_ascii_times_new_roman_w_hansi_times_new_roman_w_cs_times_new_roman_w_sz_w_val_24_w_szcs_w_val_24_w_lang_w_val_en_us_w_rpr_w_t_divorce_w_t_w_r_w_r_w_rsidr_00086089_w_rsidrpr_00086089_w_rpr_w_rfonts_w_ascii_times_new_roman_w_hansi_times_new_roman_w_cs_times_new_roman_w_sz_w_val_24_w_szcs_w_val_24_w_rpr_w_t_xml_space_preserve_w_t_w_r_w_r_w_rsidr_00086089_w_rpr_w_rfonts_w_ascii_times_new_roman_w_hansi_times_new_roman_w_cs_times_new_roman_w_sz_w_val_24_w_szcs_w_val_24_w_lang_w_val_en_us_w_rpr_w_t_reasons_w_t_w_r_w_r_w_rsidr_00086089_w_rsidrpr_00086089_w_rpr_w_rfonts_w_ascii_times_new_roman_w_hansi_times_new_roman_w_cs_times_new_roman_w_sz_w_val_24_w_szcs_w_val_24_w_rpr_w_t_xml_space_preserve }}</w:t>
+        <w:t xml:space="preserve"> {{ divorce_reasons }}</w:t>
       </w:r>
       <w:r>
         <w:rPr>
@@ -370,7 +369,7 @@
           <w:sz w:val="24"/>
           <w:szCs w:val="24"/>
         </w:rPr>
-        <w:t xml:space="preserve"> {{ w_t_w_r_w_r_w_rsidr_00086089_w_rpr_w_rfonts_w_ascii_times_new_roman_w_hansi_times_new_roman_w_cs_times_new_roman_w_sz_w_val_24_w_szcs_w_val_24_w_lang_w_val_en_us_w_rpr_w_t_children_w_t_w_r_w_r_w_rsidr_00086089_w_rsidrpr_00086089_w_rpr_w_rfonts_w_ascii_times_new_roman_w_hansi_times_new_roman_w_cs_times_new_roman_w_sz_w_val_24_w_szcs_w_val_24_w_rpr_w_t_xml_space_preserve_w_t_w_r_w_r_w_rsidr_00086089_w_rpr_w_rfonts_w_ascii_times_new_roman_w_hansi_times_new_roman_w_cs_times_new_roman_w_sz_w_val_24_w_szcs_w_val_24_w_lang_w_val_en_us_w_rpr_w_t_name_w_t_w_r_w_r_w_rsidr_00086089_w_rsidrpr_00086089_w_rpr_w_rfonts_w_ascii_times_new_roman_w_hansi_times_new_roman_w_cs_times_new_roman_w_sz_w_val_24_w_szcs_w_val_24_w_rpr_w_t_xml_space_preserve }}</w:t>
+        <w:t xml:space="preserve"> {{ children_name }}</w:t>
       </w:r>
       <w:r>
         <w:rPr>
@@ -386,7 +385,7 @@
           <w:sz w:val="24"/>
           <w:szCs w:val="24"/>
         </w:rPr>
-        <w:t xml:space="preserve">{{ w_t_w_r_w_r_w_rsidr_00086089_w_rpr_w_rfonts_w_ascii_times_new_roman_w_hansi_times_new_roman_w_cs_times_new_roman_w_sz_w_val_24_w_szcs_w_val_24_w_lang_w_val_en_us_w_rpr_w_t_children_w_t_w_r_w_r_w_rsidr_00086089_w_rsidrpr_00086089_w_rpr_w_rfonts_w_ascii_times_new_roman_w_hansi_times_new_roman_w_cs_times_new_roman_w_sz_w_val_24_w_szcs_w_val_24_w_rpr_w_t_xml_space_preserve_w_t_w_r_w_r_w_rsidr_00086089_w_rpr_w_rfonts_w_ascii_times_new_roman_w_hansi_times_new_roman_w_cs_times_new_roman_w_sz_w_val_24_w_szcs_w_val_24_w_lang_w_val_en_us_w_rpr_w_t_birth_w_t_w_r_w_r_w_rsidr_00086089_w_rsidrpr_00086089_w_rpr_w_rfonts_w_ascii_times_new_roman_w_hansi_times_new_roman_w_cs_times_new_roman_w_sz_w_val_24_w_szcs_w_val_24_w_rpr_w_t_xml_space_preserve_w_t_w_r_w_r_w_rsidr_00086089_w_rpr_w_rfonts_w_ascii_times_new_roman_w_hansi_times_new_roman_w_cs_times_new_roman_w_sz_w_val_24_w_szcs_w_val_24_w_lang_w_val_en_us_w_rpr_w_t_year_w_t_w_r_w_r_w_rsidr_00086089_w_rsidrpr_00086089_w_rpr_w_rfonts_w_ascii_times_new_roman_w_hansi_times_new_roman_w_cs_times_new_roman_w_sz_w_val_24_w_szcs_w_val_24_w_rpr_w_t_xml_space_preserve }}</w:t>
+        <w:t xml:space="preserve">{{ children_birth_year }}</w:t>
       </w:r>
       <w:r>
         <w:rPr>
@@ -402,7 +401,7 @@
           <w:sz w:val="24"/>
           <w:szCs w:val="24"/>
         </w:rPr>
-        <w:t xml:space="preserve">{{ w_t_w_r_w_r_w_rsidr_00086089_w_rpr_w_rfonts_w_ascii_times_new_roman_w_hansi_times_new_roman_w_cs_times_new_roman_w_sz_w_val_24_w_szcs_w_val_24_w_lang_w_val_en_us_w_rpr_w_t_upbringing_w_t_w_r_w_r_w_rsidr_00086089_w_rsidrpr_00086089_w_rpr_w_rfonts_w_ascii_times_new_roman_w_hansi_times_new_roman_w_cs_times_new_roman_w_sz_w_val_24_w_szcs_w_val_24_w_rpr_w_t_xml_space_preserve_w_t_w_r_w_r_w_rsidr_00086089_w_rpr_w_rfonts_w_ascii_times_new_roman_w_hansi_times_new_roman_w_cs_times_new_roman_w_sz_w_val_24_w_szcs_w_val_24_w_lang_w_val_en_us_w_rpr_w_t_conditions_w_t_w_r_w_r_w_rsidr_00086089_w_rsidrpr_00086089_w_rpr_w_rfonts_w_ascii_times_new_roman_w_hansi_times_new_roman_w_cs_times_new_roman_w_sz_w_val_24_w_szcs_w_val_24_w_rpr_w_t_xml_space_preserve }}</w:t>
+        <w:t xml:space="preserve">{{ upbringing_conditions }}</w:t>
       </w:r>
       <w:r>
         <w:rPr>
@@ -485,7 +484,7 @@
           <w:sz w:val="24"/>
           <w:szCs w:val="24"/>
         </w:rPr>
-        <w:t xml:space="preserve"> {{ w_t_w_r_w_r_w_rsidr_00086089_w_rpr_w_rfonts_w_ascii_times_new_roman_w_hansi_times_new_roman_w_cs_times_new_roman_w_sz_w_val_24_w_szcs_w_val_24_w_lang_w_val_en_us_w_rpr_w_t_person_w_t_w_r_w_r_w_rsidr_00086089_w_rsidrpr_00086089_w_rpr_w_rfonts_w_ascii_times_new_roman_w_hansi_times_new_roman_w_cs_times_new_roman_w_sz_w_val_24_w_szcs_w_val_24_w_rpr_w_t_xml_space_preserve_1 }}</w:t>
+        <w:t xml:space="preserve"> {{ person }}</w:t>
       </w:r>
       <w:r>
         <w:rPr>
@@ -501,7 +500,7 @@
           <w:sz w:val="24"/>
           <w:szCs w:val="24"/>
         </w:rPr>
-        <w:t xml:space="preserve">{{ w_t_w_r_w_r_w_rsidr_00086089_w_rpr_w_rfonts_w_ascii_times_new_roman_w_hansi_times_new_roman_w_cs_times_new_roman_w_sz_w_val_24_w_szcs_w_val_24_w_lang_w_val_en_us_w_rpr_w_t_person_w_t_w_r_w_r_w_rsidr_00086089_w_rsidrpr_00086089_w_rpr_w_rfonts_w_ascii_times_new_roman_w_hansi_times_new_roman_w_cs_times_new_roman_w_sz_w_val_24_w_szcs_w_val_24_w_rpr_w_t_xml_space_preserve_2 }}</w:t>
+        <w:t xml:space="preserve">{{ person }}</w:t>
       </w:r>
       <w:r>
         <w:rPr>
